--- a/Hướng dẫn build project/Full workflow vtyt web.docx
+++ b/Hướng dẫn build project/Full workflow vtyt web.docx
@@ -16,7 +16,7 @@
           <w:b/>
           <w:i w:val="0"/>
         </w:rPr>
-        <w:t>Phiên bản v3 — cập nhật 17/08/2026</w:t>
+        <w:t>Phiên bản v3 + V2 + MỘT MẶT BÀN — cập nhật 21/08/2026</w:t>
       </w:r>
     </w:p>
     <w:p>
@@ -34,7 +34,13 @@
           <w:b w:val="0"/>
           <w:i w:val="0"/>
         </w:rPr>
-        <w:t>Bản thi hành ở mức code và schema nằm ở Tổng quan/01_NGHIEP_VU_VA_QUYET_DINH.md. Hai file phải luôn khớp nhau; sửa một bên thì sửa cả bên kia.</w:t>
+        <w:t>Bản thi hành ở mức code và schema nằm ở Hướng dẫn build project/01_NGHIEP_VU_HIEN_HANH.md. Hai file phải luôn khớp nhau; sửa một bên thì sửa cả bên kia.</w:t>
+      </w:r>
+    </w:p>
+    <w:p>
+      <w:pPr/>
+      <w:r>
+        <w:t>CẬP NHẬT 21/08/2026 — bản MỘT MẶT BÀN. Chủ dự án báo hướng cũ đi chệch và chốt lại 17 quyết định. Ba thay đổi lớn: (1) mọi thao tác của PĐD dồn về Danh mục tổng hợp, các màn khác chỉ để xem; (2) mã hàng rớt thầu tự CUỐN CHIẾU vào đợt bổ sung gần nhất của khoa; (3) mở thêm bốn mảng sau đấu thầu. Phần từ đầu tới Danh mục tổng hợp giữ nguyên. Luật mới đã chốt nhưng CHƯA thi công — chỗ nào là luật tương lai đều ghi rõ QĐ 21/08/2026.</w:t>
       </w:r>
     </w:p>
     <w:p>
@@ -72,6 +78,18 @@
           <w:i w:val="0"/>
         </w:rPr>
         <w:t>Mọi đơn vị đều liên lạc với nhau qua Teams, nên web không dựng cổng chặn quy trình: không hạn nộp, không nhắc tự động, không thông báo tự động, không workflow xin mở lại, không bước phê duyệt trung gian. Trạng thái được hiển thị để hai bên biết đang ở đâu, còn quyết định là của con người.</w:t>
+      </w:r>
+    </w:p>
+    <w:p>
+      <w:pPr/>
+      <w:r>
+        <w:t>MỘT MẶT BÀN (QĐ 21/08/2026). PĐD làm mọi việc trên Danh mục tổng hợp: sửa số, sửa chữ, tích rớt, gõ số trúng về khoa, chạy ba giai đoạn thầu, chốt số đi thầu, chốt trình ký. Không còn chuyện cùng một con số sửa được ở hai màn. Các màn khác của PĐD chỉ để xem.</w:t>
+      </w:r>
+    </w:p>
+    <w:p>
+      <w:pPr/>
+      <w:r>
+        <w:t>MỘT NGOẠI LỆ của nguyên tắc “web không tự chạy” (QĐ 21/08/2026): mã hàng rớt thầu tự được đưa vào đợt bổ sung gần nhất của khoa kèm số lượng, và đợt bổ sung theo lịch T1/T5/T9 tự được tạo nếu chưa có (mục VII–VIII). Đây không phải cổng chặn — không ai bị khoá, khoa vẫn sửa và vẫn quyết — mà là cuốn chiếu để mã hàng không rơi ra ngoài giữa hai đợt. Ngoài chỗ này, nguyên tắc giữ nguyên: không hạn nộp, không nhắc, không thông báo tự động.</w:t>
       </w:r>
     </w:p>
     <w:p>
@@ -220,12 +238,8 @@
             <w:tcW w:type="dxa" w:w="3969"/>
           </w:tcPr>
           <w:p>
-            <w:r/>
             <w:r>
-              <w:rPr>
-                <w:sz w:val="20"/>
-              </w:rPr>
-              <w:t>Lúc PĐD phân bổ kết quả thầu</w:t>
+              <w:t>Ở CỔNG CHỐT TRÌNH KÝ — không chặn lúc gõ (QĐ 21/08/2026)</w:t>
             </w:r>
           </w:p>
         </w:tc>
@@ -264,12 +278,8 @@
             <w:tcW w:type="dxa" w:w="3969"/>
           </w:tcPr>
           <w:p>
-            <w:r/>
             <w:r>
-              <w:rPr>
-                <w:sz w:val="20"/>
-              </w:rPr>
-              <w:t>Lúc PĐD nhập ngoại lệ rớt</w:t>
+              <w:t>Lúc PĐD nhập ngoại lệ rớt — chặn ngay</w:t>
             </w:r>
           </w:p>
         </w:tc>
@@ -290,6 +300,12 @@
       </w:r>
     </w:p>
     <w:p>
+      <w:pPr/>
+      <w:r>
+        <w:t>Vì sao khóa 2 chặn muộn còn khóa 3 chặn ngay (QĐ 21/08/2026): khóa 2 trải trên tối đa 62 dòng khoa mà PĐD gõ lần lượt, nên lúc nào cũng có khoảnh khắc gõ dở hợp lệ mà tổng chưa khớp — chặn ngay thì không gõ được. Khóa 3 chỉ có ba ô trên cùng một dòng, không có tình huống gõ dở hợp lệ nào làm tổng rớt vượt Q. Trong lúc gõ, dòng lệch khóa 2 bị tô đỏ; cổng chốt trình ký liệt kê mọi dòng còn lệch và không cho chốt.</w:t>
+      </w:r>
+    </w:p>
+    <w:p>
       <w:pPr>
         <w:jc w:val="center"/>
       </w:pPr>
@@ -648,6 +664,12 @@
       </w:r>
     </w:p>
     <w:p>
+      <w:pPr/>
+      <w:r>
+        <w:t>QĐ 21/08/2026 — mã rớt và đợt bổ sung: hệ tự đưa mã rớt vào đợt bổ sung gần nhất của khoa và điền sẵn đúng số đã rớt. Khoa sửa được ngay: nhiều hơn, ít hơn, hoặc về 0 / chọn không còn nhu cầu. Khoa quyết con số cuối cùng — số hệ điền chỉ là điểm xuất phát.</w:t>
+      </w:r>
+    </w:p>
+    <w:p>
       <w:pPr>
         <w:pStyle w:val="Heading2"/>
       </w:pPr>
@@ -691,7 +713,7 @@
         <w:ind w:left="425"/>
       </w:pPr>
       <w:r>
-        <w:t>Xem và sửa trực tiếp bảng dữ liệu của mọi khoa.</w:t>
+        <w:t>Xem và sửa trực tiếp số của mọi khoa — ngay trên Danh mục tổng hợp.</w:t>
       </w:r>
     </w:p>
     <w:p>
@@ -782,6 +804,12 @@
       </w:pPr>
       <w:r>
         <w:t>Quản trị dữ liệu và tài khoản.</w:t>
+      </w:r>
+    </w:p>
+    <w:p>
+      <w:pPr/>
+      <w:r>
+        <w:t>QĐ 21/08/2026: toàn bộ danh sách trên làm tại đúng MỘT chỗ là Danh mục tổng hợp. PĐD không còn phải mở bảng của từng khoa, không còn hộp thoại phân bổ riêng, không còn tab kết quả riêng.</w:t>
       </w:r>
     </w:p>
     <w:p>
@@ -919,6 +947,14 @@
       </w:pPr>
       <w:r>
         <w:t>Sinh Word/Excel tạm rồi xóa; không lưu file nhị phân.</w:t>
+      </w:r>
+    </w:p>
+    <w:p>
+      <w:pPr>
+        <w:pStyle w:val="ListBullet"/>
+      </w:pPr>
+      <w:r>
+        <w:t>Tạo đợt bổ sung theo lịch T1/T5/T9 khi chưa có, và đưa mã rớt vào đợt gần nhất của từng khoa (QĐ 21/08/2026).</w:t>
       </w:r>
     </w:p>
     <w:p>
@@ -988,7 +1024,7 @@
         <w:ind w:left="425"/>
       </w:pPr>
       <w:r>
-        <w:t>Cột SỐ LƯỢNG trên Danh mục tổng hợp là view, không sửa trực tiếp được.</w:t>
+        <w:t>Ô TỔNG của một mã hàng trên Danh mục tổng hợp là view — nó không lưu số của riêng nó, mà là phép cộng các dòng khoa.</w:t>
       </w:r>
     </w:p>
     <w:p>
@@ -998,7 +1034,7 @@
         <w:ind w:left="425"/>
       </w:pPr>
       <w:r>
-        <w:t>Cột CHỮ (tiêu chí kỹ thuật, tên, ghi chú) vẫn cho PĐD sửa đè như cũ.</w:t>
+        <w:t>Cột CHỮ (tiêu chí kỹ thuật, tên, ghi chú) là một giá trị chung toàn viện, ai sửa sau đè.</w:t>
       </w:r>
     </w:p>
     <w:p>
@@ -1016,7 +1052,7 @@
         <w:pStyle w:val="Heading2"/>
       </w:pPr>
       <w:r>
-        <w:t>Khi PĐD sửa tổng của một mã mà nhiều khoa cùng đề xuất</w:t>
+        <w:t>PĐD sửa số ở đâu (QĐ 21/08/2026)</w:t>
       </w:r>
     </w:p>
     <w:p>
@@ -1028,10 +1064,7 @@
         <w:rPr>
           <w:b/>
         </w:rPr>
-        <w:t xml:space="preserve">1. </w:t>
-      </w:r>
-      <w:r>
-        <w:t>Hệ thống mở màn phân bổ và chia sẵn phần chênh lệch theo đúng tỉ lệ khoa đã đề xuất (làm tròn xuống, phần dư dồn vào khoa có số lớn nhất).</w:t>
+        <w:t>Trên Danh mục tổng hợp, mỗi dòng mã hàng SỔ XUỐNG thành danh sách các khoa có đề xuất mã đó. PĐD gõ thẳng vào ô của từng khoa trong dòng sổ đó; con số được ghi xuống phan_bo_khoa, đúng nơi vẫn đang giữ số hiện hành. KHÔNG sinh thêm kho số thứ hai — đây là bất biến quan trọng nhất của v3.</w:t>
       </w:r>
     </w:p>
     <w:p>
@@ -1043,10 +1076,7 @@
         <w:rPr>
           <w:b/>
         </w:rPr>
-        <w:t xml:space="preserve">2. </w:t>
-      </w:r>
-      <w:r>
-        <w:t>PĐD sửa tay dòng nào muốn.</w:t>
+        <w:t>Hai đường sửa, cùng ghi về một chỗ. Đường chính: gõ thẳng ô của từng khoa trong dòng sổ, dùng khi biết rõ khoa nào bao nhiêu.</w:t>
       </w:r>
     </w:p>
     <w:p>
@@ -1058,10 +1088,7 @@
         <w:rPr>
           <w:b/>
         </w:rPr>
-        <w:t xml:space="preserve">3. </w:t>
-      </w:r>
-      <w:r>
-        <w:t>Không lưu được nếu tổng các dòng chưa khớp tổng mới.</w:t>
+        <w:t>Đường thứ hai: gõ vào ô tổng của mã hàng, dùng khi chỉ biết con số toàn viện. Hệ chia phần chênh lệch theo đúng tỉ lệ khoa đã đề xuất (làm tròn xuống, phần dư dồn vào khoa có số lớn nhất), rồi PĐD sửa lại dòng nào muốn.</w:t>
       </w:r>
     </w:p>
     <w:p>
@@ -1073,9 +1100,6 @@
         <w:rPr>
           <w:b/>
         </w:rPr>
-        <w:t xml:space="preserve">4. </w:t>
-      </w:r>
-      <w:r>
         <w:t>Chỉ khoa đã đề xuất mã đó mới được nhận phân bổ.</w:t>
       </w:r>
     </w:p>
@@ -1520,7 +1544,7 @@
           <w:b w:val="0"/>
           <w:i w:val="0"/>
         </w:rPr>
-        <w:t>PĐD truy cập trực tiếp bảng dữ liệu của từng khoa: sửa số lượng, sửa trường nghiệp vụ, phân bổ lại số, xem audit.</w:t>
+        <w:t>QĐ 21/08/2026 — PĐD làm trên Danh mục tổng hợp, không mở bảng của từng khoa nữa: sửa số lượng của từng khoa trong dòng sổ, sửa trường nghiệp vụ, xem audit, tất cả tại chỗ.</w:t>
       </w:r>
     </w:p>
     <w:p>
@@ -1567,7 +1591,7 @@
         <w:pStyle w:val="Heading2"/>
       </w:pPr>
       <w:r>
-        <w:t>Giai đoạn 5 — Danh mục tổng hợp PĐD</w:t>
+        <w:t>Giai đoạn 5 — Danh mục tổng hợp PĐD = mặt bàn duy nhất</w:t>
       </w:r>
     </w:p>
     <w:p>
@@ -1618,6 +1642,24 @@
       </w:pPr>
       <w:r>
         <w:t>Đây là văn bản chính dùng cho đấu thầu.</w:t>
+      </w:r>
+    </w:p>
+    <w:p>
+      <w:pPr/>
+      <w:r>
+        <w:t>QĐ 21/08/2026: đây cũng là nơi DUY NHẤT PĐD thao tác cho tới hết pipeline. Một dòng mã hàng đọc từ trái sang phải kể trọn câu chuyện của mã đó: SL đề xuất → Q (chốt đi thầu) → R1 · R2 · R3 (rớt ba giai đoạn) → Số trúng → Đã chia về khoa.</w:t>
+      </w:r>
+    </w:p>
+    <w:p>
+      <w:pPr/>
+      <w:r>
+        <w:t>Trên cùng bảng đó PĐD còn chạy ba giai đoạn thầu (mục V), chốt số đi thầu (Giai đoạn 6) và chốt trình ký (mục IX).</w:t>
+      </w:r>
+    </w:p>
+    <w:p>
+      <w:pPr/>
+      <w:r>
+        <w:t>Ngoại lệ về vị trí: cột giải trình đề xuất giữ riêng theo từng khoa nên nằm ở DÒNG SỔ CỦA KHOA, không nằm ở dòng mã hàng (QĐ 21/08/2026).</w:t>
       </w:r>
     </w:p>
     <w:p>
@@ -1693,7 +1735,7 @@
         <w:ind w:left="425"/>
       </w:pPr>
       <w:r>
-        <w:t>Muốn sửa dữ liệu hiện có: PĐD mở lại và nhập lý do.</w:t>
+        <w:t>Muốn sửa SỐ của một dòng đã chốt: PĐD gõ đè thẳng tại ô đó, hệ hỏi lý do ngay tại chỗ rồi lưu kèm audit (QĐ 21/08/2026). KHÔNG phải mở chốt cả gói con — mở chốt cả gói làm toàn bộ DOT_GOI mất trạng thái chỉ vì sửa một ô. Snapshot Q vẫn giữ nguyên làm mốc đối chiếu.</w:t>
       </w:r>
     </w:p>
     <w:p>
@@ -1756,6 +1798,12 @@
           <w:i w:val="0"/>
         </w:rPr>
         <w:t>PĐD phải hoàn thành từng giai đoạn trước khi sang giai đoạn tiếp theo.</w:t>
+      </w:r>
+    </w:p>
+    <w:p>
+      <w:pPr/>
+      <w:r>
+        <w:t>Chuyển giai đoạn bấm ngay trên thanh công cụ của Danh mục tổng hợp (QĐ 21/08/2026), không phải vào màn riêng.</w:t>
       </w:r>
     </w:p>
     <w:p>
@@ -1964,6 +2012,18 @@
           <w:i w:val="0"/>
         </w:rPr>
         <w:t>Nếu PĐD chọn rớt toàn bộ, hệ thống lấy toàn bộ số còn lại làm số rớt.</w:t>
+      </w:r>
+    </w:p>
+    <w:p>
+      <w:pPr/>
+      <w:r>
+        <w:t>R1, R2, R3 LÀ BA Ô GÕ RIÊNG trên cùng dòng mã hàng (QĐ 21/08/2026), không phải một nút bật/tắt. Nhờ vậy một mã đã rớt ở chào giá vẫn nhập tiếp được số rớt ở mở thầu và đánh giá — trước đây nút bập bênh “Tích rớt / Bỏ tích” làm mất đường nhập giai đoạn sau, dù database vẫn nhận đủ ba giai đoạn.</w:t>
+      </w:r>
+    </w:p>
+    <w:p>
+      <w:pPr/>
+      <w:r>
+        <w:t>Lý do rớt nhập trong ô nổi neo ngay dưới ô số, có sẵn vài lý do hay dùng để bấm chọn. Chọn nhiều dòng rồi áp một lý do cho cả dải được.</w:t>
       </w:r>
     </w:p>
     <w:p>
@@ -2108,12 +2168,8 @@
             <w:tcW w:type="dxa" w:w="6520"/>
           </w:tcPr>
           <w:p>
-            <w:r/>
             <w:r>
-              <w:rPr>
-                <w:sz w:val="20"/>
-              </w:rPr>
-              <w:t>Hệ thống chia sẵn theo tỉ lệ Q của từng khoa; PĐD sửa tay dòng nào muốn.</w:t>
+              <w:t>Ô của từng khoa ĐỂ TRỐNG, PĐD gõ tay (QĐ 21/08/2026). Có nút “Chia theo tỉ lệ Q” để bấm khi không muốn gõ từng dòng.</w:t>
             </w:r>
           </w:p>
         </w:tc>
@@ -2156,6 +2212,12 @@
       </w:r>
     </w:p>
     <w:p>
+      <w:pPr/>
+      <w:r>
+        <w:t>QĐ 21/08/2026 — khóa cứng 2 KHÔNG chặn lúc gõ: dòng chưa khớp bị tô đỏ, và cổng chốt trình ký (mục IX.2) liệt kê mọi dòng còn lệch rồi từ chối chốt.</w:t>
+      </w:r>
+    </w:p>
+    <w:p>
       <w:r>
         <w:rPr>
           <w:b/>
@@ -2204,6 +2266,18 @@
       </w:r>
     </w:p>
     <w:p>
+      <w:pPr/>
+      <w:r>
+        <w:t>PĐD GÕ TAY, HỆ KHÔNG TỰ CHIA (QĐ 21/08/2026). Trước đây hệ điền sẵn theo tỉ lệ Q rồi PĐD sửa đè; giờ ô để trống và PĐD tự quyết từng khoa. Vẫn có nút “Chia theo tỉ lệ Q” trên dòng để bấm khi mã có nhiều khoa — bấm là điền sẵn, sau đó sửa tiếp bình thường.</w:t>
+      </w:r>
+    </w:p>
+    <w:p>
+      <w:pPr/>
+      <w:r>
+        <w:t>Dòng sổ của khoa hiện sẵn Q của khoa đó và số trúng của mã để PĐD đối chiếu trong lúc gõ. Số gõ vào là CỘT RIÊNG, không đè lên Q — Q là snapshot bất biến, mất nó là mất mốc so sánh “đề xuất bao nhiêu → trúng bao nhiêu”.</w:t>
+      </w:r>
+    </w:p>
+    <w:p>
       <w:pPr>
         <w:jc w:val="center"/>
       </w:pPr>
@@ -2219,7 +2293,7 @@
         <w:pStyle w:val="Heading1"/>
       </w:pPr>
       <w:r>
-        <w:t>VII. Xử lý phần rớt</w:t>
+        <w:t>VII. Cuốn chiếu mã rớt</w:t>
       </w:r>
     </w:p>
     <w:p>
@@ -2227,7 +2301,7 @@
         <w:pStyle w:val="Heading2"/>
       </w:pPr>
       <w:r>
-        <w:t>1. Toàn bộ mã quản lý rớt</w:t>
+        <w:t>1. Tự cuốn chiếu vào đợt bổ sung gần nhất</w:t>
       </w:r>
     </w:p>
     <w:p>
@@ -2236,7 +2310,7 @@
           <w:b w:val="0"/>
           <w:i w:val="0"/>
         </w:rPr>
-        <w:t>Khi tổng số trúng của toàn bộ mã hàng trong mã quản lý bằng 0:</w:t>
+        <w:t>VIẾT LẠI HOÀN TOÀN 21/08/2026. Luật cũ (“không tự tạo đề xuất, không tự điền số lượng”, khoa tự chọn có đề xuất lại không) đã bị đảo. Lý do đổi: mã hàng rớt thầu mà rơi ra ngoài giữa hai đợt thì bệnh viện đứt hàng. Cuốn chiếu để mọi mã rớt LUÔN CÓ MẶT ở đợt bổ sung kế tiếp, không phụ thuộc việc ai đó nhớ đưa nó vào. Ngay khi một mã hàng có số rớt, với TỪNG KHOA đã đề xuất mã đó:</w:t>
       </w:r>
     </w:p>
     <w:p>
@@ -2246,7 +2320,7 @@
         <w:ind w:left="425"/>
       </w:pPr>
       <w:r>
-        <w:t>Hệ thống tạo mục giỏ rớt cho từng khoa có đề xuất liên quan.</w:t>
+        <w:t>Hệ tìm đợt bổ sung gần nhất CỦA KHOA đó theo lịch cố định T1 · T5 · T9.</w:t>
       </w:r>
     </w:p>
     <w:p>
@@ -2256,7 +2330,7 @@
         <w:ind w:left="425"/>
       </w:pPr>
       <w:r>
-        <w:t>Gợi ý đợt bổ sung gần nhất.</w:t>
+        <w:t>Chưa có bản ghi đợt đó thì HỆ TỰ TẠO.</w:t>
       </w:r>
     </w:p>
     <w:p>
@@ -2266,7 +2340,27 @@
         <w:ind w:left="425"/>
       </w:pPr>
       <w:r>
-        <w:t>Không tự tạo đề xuất. Không tự điền số lượng mới.</w:t>
+        <w:t>Đưa mã vào đợt đó cho khoa, ĐIỀN SẴN số lượng đúng bằng số khoa đó đã rớt.</w:t>
+      </w:r>
+    </w:p>
+    <w:p>
+      <w:pPr>
+        <w:pStyle w:val="ListBullet"/>
+      </w:pPr>
+      <w:r>
+        <w:t>Khoa sửa được ngay — nhiều hơn, ít hơn, hoặc về 0 / chọn không còn nhu cầu.</w:t>
+      </w:r>
+    </w:p>
+    <w:p>
+      <w:pPr/>
+      <w:r>
+        <w:t>Chọn đợt theo THỜI ĐIỂM PHÁT SINH SỐ RỚT: rớt tháng 2–4 vào đợt T5 cùng năm; rớt tháng 6–8 vào đợt T9 cùng năm; rớt tháng 10–12 và tháng 1 vào đợt T1 NĂM SAU.</w:t>
+      </w:r>
+    </w:p>
+    <w:p>
+      <w:pPr/>
+      <w:r>
+        <w:t>Cùng một mã quản lý hoặc mã hàng được phép nằm ở nhiều đợt bổ sung (mục I.3); hệ cảnh báo mã đang có ở đợt nào, không chặn.</w:t>
       </w:r>
     </w:p>
     <w:p>
@@ -2274,7 +2368,7 @@
         <w:pStyle w:val="Heading2"/>
       </w:pPr>
       <w:r>
-        <w:t>2. Rớt một phần</w:t>
+        <w:t>2. PĐD theo dõi</w:t>
       </w:r>
     </w:p>
     <w:p>
@@ -2284,7 +2378,7 @@
         <w:ind w:left="425"/>
       </w:pPr>
       <w:r>
-        <w:t>Hệ thống hiển thị phần chưa được đáp ứng trong giỏ rớt.</w:t>
+        <w:t>Màn theo dõi trả lời đúng một câu hỏi, đọc theo TỪNG MÃ HÀNG ĐÃ RỚT: mã này rớt, những khoa nào đã đề xuất nó, và từng khoa đó đã có nó trong đợt bổ sung gần nhất chưa?</w:t>
       </w:r>
     </w:p>
     <w:p>
@@ -2294,7 +2388,7 @@
         <w:ind w:left="425"/>
       </w:pPr>
       <w:r>
-        <w:t>Không tự đưa thành đề xuất bổ sung.</w:t>
+        <w:t>Các cột: mã hàng · mã quản lý · số rớt toàn viện · khoa (mỗi khoa đã đề xuất mã đó một dòng) · số rớt của khoa · đã vào đợt nào (tên đợt bổ sung, hoặc BÁO ĐỎ nếu chưa vào đợt nào) · khoa đã sửa/xác nhận số chưa.</w:t>
       </w:r>
     </w:p>
     <w:p>
@@ -2304,7 +2398,7 @@
         <w:ind w:left="425"/>
       </w:pPr>
       <w:r>
-        <w:t>Khoa tự chọn có đề xuất lại không.</w:t>
+        <w:t>Cột “đã vào đợt nào” là chỗ kiểm tra máy có làm đúng việc không. Theo luật ở mục VII.1 thì nó phải luôn có đợt; ô trống nghĩa là cuốn chiếu hỏng ở đâu đó, phải xem ngay chứ không phải chờ khoa xử lý.</w:t>
       </w:r>
     </w:p>
     <w:p>
@@ -2325,15 +2419,14 @@
           <w:rFonts w:ascii="Consolas" w:hAnsi="Consolas"/>
           <w:sz w:val="20"/>
         </w:rPr>
-        <w:t>CHỜ KHOA XỬ LÝ</w:t>
+        <w:t>ĐÃ VÀO ĐỢT &lt;T1|T5|T9&gt;, HỆ ĐIỀN SẴN SỐ</w:t>
         <w:br/>
-        <w:t>├── ĐỀ XUẤT LẠI</w:t>
+        <w:t>├── KHOA ĐÃ SỬA / XÁC NHẬN SỐ  → theo pipeline của đợt bổ sung</w:t>
         <w:br/>
-        <w:t>│   └── ĐÃ VÀO GIỎ NHÁP</w:t>
+        <w:t>└── KHOA CHỌN KHÔNG CÒN NHU CẦU</w:t>
         <w:br/>
-        <w:t>│       └── ĐÃ SUBMIT BỔ SUNG</w:t>
         <w:br/>
-        <w:t>└── KHÔNG CÒN NHU CẦU</w:t>
+        <w:t>CHƯA VÀO ĐỢT NÀO   ← báo đỏ: cuốn chiếu hỏng, không phải chờ khoa</w:t>
       </w:r>
     </w:p>
     <w:p>
@@ -2342,7 +2435,7 @@
           <w:b w:val="0"/>
           <w:i w:val="0"/>
         </w:rPr>
-        <w:t>Chỉ coi là đã xử lý khi đề xuất bổ sung đã submit chính thức, hoặc khoa/PĐD chọn Không còn nhu cầu. Thêm vào giỏ nháp chưa được coi là hoàn tất.</w:t>
+        <w:t>Không còn trạng thái “CHỜ KHOA XỬ LÝ” — mã đã nằm sẵn trong đợt bổ sung ngay khi có số rớt (QĐ 21/08/2026).</w:t>
       </w:r>
     </w:p>
     <w:p>
@@ -2360,7 +2453,7 @@
           <w:b w:val="0"/>
           <w:i w:val="0"/>
         </w:rPr>
-        <w:t>PĐD có tab “Giỏ rớt toàn viện”: theo dõi khoa nào chưa xử lý, bao nhiêu ngày. Nút “Nhắc nhở” sinh template tin nhắn để copy sang Teams.</w:t>
+        <w:t>PĐD theo dõi ở màn nói trên. Nút “Nhắc nhở” sinh template tin nhắn để copy sang Teams — web không tự gửi gì.</w:t>
       </w:r>
     </w:p>
     <w:p>
@@ -2399,10 +2492,7 @@
         <w:rPr>
           <w:b/>
         </w:rPr>
-        <w:t xml:space="preserve">1. </w:t>
-      </w:r>
-      <w:r>
-        <w:t>Hệ thống tìm đợt bổ sung gần nhất đang mở.</w:t>
+        <w:t>1. Hệ tìm đợt bổ sung gần nhất của khoa theo lịch T1 / T5 / T9.</w:t>
       </w:r>
     </w:p>
     <w:p>
@@ -2414,10 +2504,7 @@
         <w:rPr>
           <w:b/>
         </w:rPr>
-        <w:t xml:space="preserve">2. </w:t>
-      </w:r>
-      <w:r>
-        <w:t>Nếu chưa có, để trạng thái Chờ mở đợt bổ sung.</w:t>
+        <w:t>2. Nếu chưa có bản ghi đợt đó, HỆ TỰ TẠO (QĐ 21/08/2026 — thay cho trạng thái “Chờ mở đợt bổ sung” cũ).</w:t>
       </w:r>
     </w:p>
     <w:p>
@@ -2429,10 +2516,7 @@
         <w:rPr>
           <w:b/>
         </w:rPr>
-        <w:t xml:space="preserve">3. </w:t>
-      </w:r>
-      <w:r>
-        <w:t>Khi có đợt mới, gợi ý lại.</w:t>
+        <w:t>3. Đưa mã vào và điền sẵn số đã rớt của khoa.</w:t>
       </w:r>
     </w:p>
     <w:p>
@@ -2464,7 +2548,7 @@
           <w:b/>
           <w:i w:val="0"/>
         </w:rPr>
-        <w:t>Số lượng cũ chỉ để tham khảo. KHÔNG áp dụng:</w:t>
+        <w:t>Số hệ điền sẵn là SỐ ĐÃ RỚT, và chỉ là điểm xuất phát — khoa quyết con số cuối. KHÔNG áp dụng:</w:t>
       </w:r>
     </w:p>
     <w:p>
@@ -2601,6 +2685,12 @@
       </w:r>
     </w:p>
     <w:p>
+      <w:pPr/>
+      <w:r>
+        <w:t>Trong đợt bổ sung, khoa làm Y NHƯ GÓI GỐC (QĐ 21/08/2026): sửa số, vòng xác nhận lần N, tới khi PĐD chốt số tham gia đấu thầu của đợt đó. Mã rớt của đợt bổ sung lại cuốn chiếu tiếp sang đợt sau theo đúng mục VII.1.</w:t>
+      </w:r>
+    </w:p>
+    <w:p>
       <w:pPr>
         <w:jc w:val="center"/>
       </w:pPr>
@@ -2683,7 +2773,7 @@
         <w:pStyle w:val="Heading2"/>
       </w:pPr>
       <w:r>
-        <w:t>1. Chốt từng bảng Khoa</w:t>
+        <w:t>1. Bỏ chốt từng bảng Khoa (QĐ 21/08/2026)</w:t>
       </w:r>
     </w:p>
     <w:p>
@@ -2692,7 +2782,7 @@
           <w:b w:val="0"/>
           <w:i w:val="0"/>
         </w:rPr>
-        <w:t>Chỉ PĐD được bấm “Chốt dữ liệu Khoa để trình ký”. Khi chốt: bảng khoa chuyển sang chỉ đọc · ghi revision, người chốt và thời gian · không ai được sửa nếu chưa mở lại.</w:t>
+        <w:t>BỎ nút “Chốt dữ liệu Khoa để trình ký”. Gói Dùng chung có 49 khoa, tức 49 nút phải bấm lần lượt cho đúng một việc — trong khi kết quả cuối cùng vẫn là chốt cả DOT_GOI. Chỉ còn MỘT nút chốt toàn bộ ở mục IX.2, nó khóa mọi bảng khoa cùng lúc. Mở lại thì vẫn mở được từng bảng khoa riêng (mục IX.3) — mở là việc lẻ tẻ có lý do, chốt là việc cả gói.</w:t>
       </w:r>
     </w:p>
     <w:p>
@@ -2709,7 +2799,19 @@
           <w:b w:val="0"/>
           <w:i w:val="0"/>
         </w:rPr>
-        <w:t>Chỉ chốt được khi tất cả bảng khoa trong DOT_GOI đã được chốt. PĐD bấm “Chốt toàn bộ dữ liệu trình ký”.</w:t>
+        <w:t>Chỉ chốt được khi tất cả bảng khoa ĐÃ GỬI ĐỀ XUẤT trong DOT_GOI đã chốt (QĐ 20/08/2026). Khoa tham gia mà chưa gửi đề xuất nào thì KHÔNG TÍNH — hệ ghi số khoa đó vào audit và hiển thị “N khoa chưa gửi đề xuất · không chặn”. Cùng một luật với cổng chốt số tham gia đấu thầu ở Giai đoạn 6, vì cùng một lý do: gói Dùng chung có 49 khoa tham gia mà thường chỉ vài khoa gửi.</w:t>
+      </w:r>
+    </w:p>
+    <w:p>
+      <w:pPr/>
+      <w:r>
+        <w:t>ĐÂY LÀ NƠI KHÓA CỨNG 2 ĐƯỢC THI HÀNH (QĐ 21/08/2026). Trước khi chốt, hệ quét toàn bộ DOT_GOI tìm mọi mã hàng có tổng phân bổ về khoa ≠ số trúng, liệt kê ra và TỪ CHỐI CHỐT cho tới khi hết lệch. Trong lúc PĐD gõ thì không chặn, chỉ tô đỏ.</w:t>
+      </w:r>
+    </w:p>
+    <w:p>
+      <w:pPr/>
+      <w:r>
+        <w:t>PĐD bấm “Chốt toàn bộ dữ liệu trình ký”.</w:t>
       </w:r>
     </w:p>
     <w:p>
@@ -3258,6 +3360,12 @@
           <w:i w:val="0"/>
         </w:rPr>
         <w:t>Những chức năng sau vẫn dùng, nhưng không nằm trong luồng đề xuất – đấu thầu và không chặn bất kỳ bước nào của nó.</w:t>
+      </w:r>
+    </w:p>
+    <w:p>
+      <w:pPr/>
+      <w:r>
+        <w:t>QĐ 21/08/2026: BỐN MÀN DƯỚI ĐÂY TẠM DỪNG, KHÔNG BUILD TIẾP. Cả bốn đều đã dựng nhưng chưa ai xài lần nào. Ưu tiên hiện tại là một mặt bàn, cuốn chiếu mã rớt và bốn mảng sau đấu thầu. Giữ mô tả ở đây để khi quay lại không phải dựng luật từ đầu.</w:t>
       </w:r>
     </w:p>
     <w:tbl>
@@ -3511,6 +3619,12 @@
       </w:r>
     </w:p>
     <w:p>
+      <w:pPr/>
+      <w:r>
+        <w:t>CẢNH BÁO (đo 21/08/2026): màn Tiến độ sử dụng theo cam kết ĐANG HỎNG NGẦM — view của nó đọc ba bảng của mô hình TRƯỚC v3, cả ba đều 0 dòng và không code nào ghi vào nữa. Nó không báo lỗi, chỉ hiện rỗng. Đây là việc VIẾT LẠI, không phải việc làm mới, và đã chuyển vào nhóm bốn mảng sau đấu thầu ở mục XV.</w:t>
+      </w:r>
+    </w:p>
+    <w:p>
       <w:pPr>
         <w:jc w:val="center"/>
       </w:pPr>
@@ -3564,6 +3678,12 @@
           <w:i/>
         </w:rPr>
         <w:t>“PĐD đang hiệu chỉnh” không phải trạng thái của khoa — đó là trạng thái của DOT_GOI; hành vi của khoa không đổi.</w:t>
+      </w:r>
+    </w:p>
+    <w:p>
+      <w:pPr/>
+      <w:r>
+        <w:t>“ĐÃ CHỐT TRÌNH KÝ” của khoa từ 21/08/2026 không còn bấm riêng từng khoa — nó là hệ quả của một nút chốt toàn bộ DOT_GOI (mục IX.1).</w:t>
       </w:r>
     </w:p>
     <w:p>
@@ -3606,7 +3726,7 @@
         <w:pStyle w:val="Heading2"/>
       </w:pPr>
       <w:r>
-        <w:t>Trạng thái giỏ rớt</w:t>
+        <w:t>Trạng thái mã rớt của một khoa (QĐ 21/08/2026)</w:t>
       </w:r>
     </w:p>
     <w:p>
@@ -3619,9 +3739,14 @@
           <w:rFonts w:ascii="Consolas" w:hAnsi="Consolas"/>
           <w:sz w:val="20"/>
         </w:rPr>
-        <w:t>CHỜ XỬ LÝ → ĐANG LẬP ĐỀ XUẤT BỔ SUNG → ĐÃ SUBMIT BỔ SUNG</w:t>
+        <w:t>ĐÃ VÀO ĐỢT &lt;T1|T5|T9&gt;, HỆ ĐIỀN SẴN SỐ</w:t>
         <w:br/>
-        <w:t>CHỜ XỬ LÝ → KHÔNG CÒN NHU CẦU</w:t>
+        <w:t>├── KHOA ĐÃ SỬA / XÁC NHẬN SỐ  → theo pipeline của đợt bổ sung</w:t>
+        <w:br/>
+        <w:t>└── KHOA CHỌN KHÔNG CÒN NHU CẦU</w:t>
+        <w:br/>
+        <w:br/>
+        <w:t>CHƯA VÀO ĐỢT NÀO   ← báo đỏ: cuốn chiếu hỏng</w:t>
       </w:r>
     </w:p>
     <w:p>
@@ -3697,10 +3822,7 @@
         <w:rPr>
           <w:b/>
         </w:rPr>
-        <w:t xml:space="preserve">4. </w:t>
-      </w:r>
-      <w:r>
-        <w:t>Tổng số rớt ba giai đoạn không vượt số tham gia đấu thầu. (khóa cứng 3)</w:t>
+        <w:t>4. Tổng số rớt ba giai đoạn không vượt số tham gia đấu thầu. (khóa cứng 3 — chặn ngay lúc gõ)</w:t>
       </w:r>
     </w:p>
     <w:p>
@@ -3712,10 +3834,7 @@
         <w:rPr>
           <w:b/>
         </w:rPr>
-        <w:t xml:space="preserve">5. </w:t>
-      </w:r>
-      <w:r>
-        <w:t>Tổng số trúng phân bổ phải bằng số trúng của mã. (khóa cứng 2)</w:t>
+        <w:t>5. Tổng số trúng phân bổ phải bằng số trúng của mã. (khóa cứng 2 — QĐ 21/08/2026: chặn ở cổng chốt trình ký, không chặn lúc gõ)</w:t>
       </w:r>
     </w:p>
     <w:p>
@@ -3956,6 +4075,30 @@
       </w:r>
       <w:r>
         <w:t>Xác nhận của khoa mất hiệu lực khi có ai sửa dữ liệu của mã khoa đó đề xuất, kể cả chính khoa. Số lần xác nhận không giới hạn. (QĐ 19/08/2026)</w:t>
+      </w:r>
+    </w:p>
+    <w:p>
+      <w:pPr/>
+      <w:r>
+        <w:t>22. PĐD chỉ có MỘT MẶT BÀN: mọi thao tác sửa của PĐD đi qua Danh mục tổng hợp. Không màn nào khác của PĐD được ghi số. (QĐ 21/08/2026)</w:t>
+      </w:r>
+    </w:p>
+    <w:p>
+      <w:pPr/>
+      <w:r>
+        <w:t>23. Số trúng phân bổ sau thầu là CỘT RIÊNG, không đè lên Q. Q là snapshot bất biến. (QĐ 21/08/2026)</w:t>
+      </w:r>
+    </w:p>
+    <w:p>
+      <w:pPr/>
+      <w:r>
+        <w:t>24. Mọi mã hàng có số rớt đều PHẢI CÓ MẶT ở đợt bổ sung gần nhất của từng khoa đã đề xuất nó. Không tồn tại mã rớt nằm ngoài mọi đợt. (QĐ 21/08/2026)</w:t>
+      </w:r>
+    </w:p>
+    <w:p>
+      <w:pPr/>
+      <w:r>
+        <w:t>25. Số hệ điền sẵn ở đợt bổ sung là ĐIỂM XUẤT PHÁT, không phải kết luận — khoa quyết con số cuối. (QĐ 21/08/2026)</w:t>
       </w:r>
     </w:p>
     <w:p>
@@ -4043,7 +4186,7 @@
         <w:ind w:left="425"/>
       </w:pPr>
       <w:r>
-        <w:t>Workflow chỉ định thầu (màn xuất hồ sơ vẫn có, nhưng không có pipeline).</w:t>
+        <w:t>Workflow chỉ định thầu — QĐ 21/08/2026: chỉ định thầu là một GÓI RIÊNG BIỆT, ngang hàng gói 18 tháng và gói bổ sung, có flow riêng khác hẳn. TẠM KHÔNG BUILD. Màn xuất hồ sơ vẫn có, nhưng không có pipeline.</w:t>
       </w:r>
     </w:p>
     <w:p>
@@ -4082,7 +4225,51 @@
           <w:b w:val="0"/>
           <w:i w:val="0"/>
         </w:rPr>
-        <w:t>Ký hợp đồng, hàng về và giám sát sử dụng là workflow vận hành tiếp theo, liên kết từ kết quả đã chốt nhưng tách khỏi pipeline đề xuất – đấu thầu này.</w:t>
+        <w:t>BỐN MẢNG SAU ĐẤU THẦU — ĐÃ VÀO PHẠM VI (QĐ 21/08/2026). Trước đây ghi là “workflow vận hành tiếp theo, tách khỏi pipeline này”. Từ 21/08/2026 đưa vào phạm vi hệ thống, vẫn là chặng riêng sau khi chốt trình ký:</w:t>
+      </w:r>
+    </w:p>
+    <w:p>
+      <w:pPr>
+        <w:pStyle w:val="ListBullet"/>
+      </w:pPr>
+      <w:r>
+        <w:t>Hợp đồng — lưu số HĐ · ngày ký · thời hạn · nhà thầu trúng theo từng mã hàng. Chưa có bảng theo v3.</w:t>
+      </w:r>
+    </w:p>
+    <w:p>
+      <w:pPr>
+        <w:pStyle w:val="ListBullet"/>
+      </w:pPr>
+      <w:r>
+        <w:t>Giao hàng — lưu TỪNG LẦN GIAO: ngày · mã hàng · khoa · số lượng. Chưa có bảng, chưa có nguồn dữ liệu.</w:t>
+      </w:r>
+    </w:p>
+    <w:p>
+      <w:pPr>
+        <w:pStyle w:val="ListBullet"/>
+      </w:pPr>
+      <w:r>
+        <w:t>Cam kết 20/50/80 — không lưu số, tính bằng view từ số trúng và số đã giao. Đã dựng nhưng đang đọc bảng chết, phải viết lại.</w:t>
+      </w:r>
+    </w:p>
+    <w:p>
+      <w:pPr>
+        <w:pStyle w:val="ListBullet"/>
+      </w:pPr>
+      <w:r>
+        <w:t>Mua thêm 30% — đã đúng theo v3, không phải làm gì.</w:t>
+      </w:r>
+    </w:p>
+    <w:p>
+      <w:pPr/>
+      <w:r>
+        <w:t>Ba quyết định đi kèm: (1) VẪN KHÔNG CÓ CỘT GIÁ — hợp đồng lưu số HĐ, ngày, thời hạn, nhà thầu, không đơn giá, không giá trị hợp đồng; QĐ 17/08/2026 giữ nguyên. (2) Giao hàng lưu sự kiện từng lần giao, không lưu ảnh chụp tồn kho theo kỳ. (3) “Đã giao bao nhiêu” ở cấp mã hàng × TỪNG KHOA — cần mức này mới chỉ được đích danh khoa nào chậm cam kết.</w:t>
+      </w:r>
+    </w:p>
+    <w:p>
+      <w:pPr/>
+      <w:r>
+        <w:t>Mọi bảng mới phải neo dot_goi_id bằng KHÓA NGOẠI THẬT, không nhét vào chuỗi — dự án đã dính đúng lớp lỗi này bốn lần.</w:t>
       </w:r>
     </w:p>
     <w:p>
@@ -5228,6 +5415,230 @@
           </w:p>
         </w:tc>
       </w:tr>
+      <w:tr>
+        <w:tc>
+          <w:tcPr>
+            <w:tcW w:type="dxa" w:w="3118"/>
+          </w:tcPr>
+          <w:p>
+            <w:r>
+              <w:t>PĐD mở bảng của từng khoa để hiệu chỉnh; tích rớt và phân bổ số trúng ở màn Bàn điều hành</w:t>
+            </w:r>
+          </w:p>
+        </w:tc>
+        <w:tc>
+          <w:tcPr>
+            <w:tcW w:type="dxa" w:w="4252"/>
+          </w:tcPr>
+          <w:p>
+            <w:r>
+              <w:t>MỘT MẶT BÀN — mọi thao tác sửa của PĐD nằm trên Danh mục tổng hợp. Bàn điều hành chỉ còn để xem</w:t>
+            </w:r>
+          </w:p>
+        </w:tc>
+        <w:tc>
+          <w:tcPr>
+            <w:tcW w:type="dxa" w:w="1701"/>
+          </w:tcPr>
+          <w:p>
+            <w:r>
+              <w:t>21/08/2026</w:t>
+            </w:r>
+          </w:p>
+        </w:tc>
+      </w:tr>
+      <w:tr>
+        <w:tc>
+          <w:tcPr>
+            <w:tcW w:type="dxa" w:w="3118"/>
+          </w:tcPr>
+          <w:p>
+            <w:r>
+              <w:t>Hệ chia sẵn số trúng theo tỉ lệ Q rồi PĐD sửa đè</w:t>
+            </w:r>
+          </w:p>
+        </w:tc>
+        <w:tc>
+          <w:tcPr>
+            <w:tcW w:type="dxa" w:w="4252"/>
+          </w:tcPr>
+          <w:p>
+            <w:r>
+              <w:t>Ô để trống, PĐD GÕ TAY; chia theo tỉ lệ thành nút bấm khi cần</w:t>
+            </w:r>
+          </w:p>
+        </w:tc>
+        <w:tc>
+          <w:tcPr>
+            <w:tcW w:type="dxa" w:w="1701"/>
+          </w:tcPr>
+          <w:p>
+            <w:r>
+              <w:t>21/08/2026</w:t>
+            </w:r>
+          </w:p>
+        </w:tc>
+      </w:tr>
+      <w:tr>
+        <w:tc>
+          <w:tcPr>
+            <w:tcW w:type="dxa" w:w="3118"/>
+          </w:tcPr>
+          <w:p>
+            <w:r>
+              <w:t>Khóa cứng 2 chặn ngay mỗi lần ghi</w:t>
+            </w:r>
+          </w:p>
+        </w:tc>
+        <w:tc>
+          <w:tcPr>
+            <w:tcW w:type="dxa" w:w="4252"/>
+          </w:tcPr>
+          <w:p>
+            <w:r>
+              <w:t>Cho lưu nháp lệch, tô đỏ dòng chưa khớp, chỉ chặn ở cổng chốt trình ký</w:t>
+            </w:r>
+          </w:p>
+        </w:tc>
+        <w:tc>
+          <w:tcPr>
+            <w:tcW w:type="dxa" w:w="1701"/>
+          </w:tcPr>
+          <w:p>
+            <w:r>
+              <w:t>21/08/2026</w:t>
+            </w:r>
+          </w:p>
+        </w:tc>
+      </w:tr>
+      <w:tr>
+        <w:tc>
+          <w:tcPr>
+            <w:tcW w:type="dxa" w:w="3118"/>
+          </w:tcPr>
+          <w:p>
+            <w:r>
+              <w:t>Chốt dữ liệu trình ký bấm từng bảng khoa (49 nút)</w:t>
+            </w:r>
+          </w:p>
+        </w:tc>
+        <w:tc>
+          <w:tcPr>
+            <w:tcW w:type="dxa" w:w="4252"/>
+          </w:tcPr>
+          <w:p>
+            <w:r>
+              <w:t>Bỏ hẳn — chỉ còn MỘT nút chốt toàn bộ DOT_GOI</w:t>
+            </w:r>
+          </w:p>
+        </w:tc>
+        <w:tc>
+          <w:tcPr>
+            <w:tcW w:type="dxa" w:w="1701"/>
+          </w:tcPr>
+          <w:p>
+            <w:r>
+              <w:t>21/08/2026</w:t>
+            </w:r>
+          </w:p>
+        </w:tc>
+      </w:tr>
+      <w:tr>
+        <w:tc>
+          <w:tcPr>
+            <w:tcW w:type="dxa" w:w="3118"/>
+          </w:tcPr>
+          <w:p>
+            <w:r>
+              <w:t>Sửa số sau chốt Q phải mở chốt cả gói con</w:t>
+            </w:r>
+          </w:p>
+        </w:tc>
+        <w:tc>
+          <w:tcPr>
+            <w:tcW w:type="dxa" w:w="4252"/>
+          </w:tcPr>
+          <w:p>
+            <w:r>
+              <w:t>Gõ đè tại chỗ kèm lý do; Q vẫn giữ làm snapshot</w:t>
+            </w:r>
+          </w:p>
+        </w:tc>
+        <w:tc>
+          <w:tcPr>
+            <w:tcW w:type="dxa" w:w="1701"/>
+          </w:tcPr>
+          <w:p>
+            <w:r>
+              <w:t>21/08/2026</w:t>
+            </w:r>
+          </w:p>
+        </w:tc>
+      </w:tr>
+      <w:tr>
+        <w:tc>
+          <w:tcPr>
+            <w:tcW w:type="dxa" w:w="3118"/>
+          </w:tcPr>
+          <w:p>
+            <w:r>
+              <w:t>Mã rớt: “không tự tạo đề xuất, không tự điền số lượng”, khoa tự chọn có đề xuất lại không</w:t>
+            </w:r>
+          </w:p>
+        </w:tc>
+        <w:tc>
+          <w:tcPr>
+            <w:tcW w:type="dxa" w:w="4252"/>
+          </w:tcPr>
+          <w:p>
+            <w:r>
+              <w:t>CUỐN CHIẾU — hệ tự đưa mã rớt vào đợt bổ sung gần nhất của khoa, tự điền số = số rớt; khoa sửa và quyết cuối</w:t>
+            </w:r>
+          </w:p>
+        </w:tc>
+        <w:tc>
+          <w:tcPr>
+            <w:tcW w:type="dxa" w:w="1701"/>
+          </w:tcPr>
+          <w:p>
+            <w:r>
+              <w:t>21/08/2026</w:t>
+            </w:r>
+          </w:p>
+        </w:tc>
+      </w:tr>
+      <w:tr>
+        <w:tc>
+          <w:tcPr>
+            <w:tcW w:type="dxa" w:w="3118"/>
+          </w:tcPr>
+          <w:p>
+            <w:r>
+              <w:t>Đợt bổ sung do PĐD tạo tay khi cần</w:t>
+            </w:r>
+          </w:p>
+        </w:tc>
+        <w:tc>
+          <w:tcPr>
+            <w:tcW w:type="dxa" w:w="4252"/>
+          </w:tcPr>
+          <w:p>
+            <w:r>
+              <w:t>Lịch cố định T1/T5/T9; thiếu thì HỆ TỰ TẠO</w:t>
+            </w:r>
+          </w:p>
+        </w:tc>
+        <w:tc>
+          <w:tcPr>
+            <w:tcW w:type="dxa" w:w="1701"/>
+          </w:tcPr>
+          <w:p>
+            <w:r>
+              <w:t>21/08/2026</w:t>
+            </w:r>
+          </w:p>
+        </w:tc>
+      </w:tr>
     </w:tbl>
     <w:p>
       <w:pPr>

--- a/Hướng dẫn build project/Full workflow vtyt web.docx
+++ b/Hướng dẫn build project/Full workflow vtyt web.docx
@@ -17,6 +17,12 @@
           <w:i w:val="0"/>
         </w:rPr>
         <w:t>Phiên bản v3 + V2 + MỘT MẶT BÀN — cập nhật 21/08/2026</w:t>
+      </w:r>
+    </w:p>
+    <w:p>
+      <w:pPr/>
+      <w:r>
+        <w:t>Đồng bộ tới 23/08/2026 — bản VÒNG KHÉP KÍN (10 quyết định D1–D10, đã thi công xong). Bản thi hành song song: “Hướng dẫn build project/01_NGHIEP_VU_HIEN_HANH.md”. Hai file phải khớp nhau; khi lệch thì file .md đúng.</w:t>
       </w:r>
     </w:p>
     <w:p>
@@ -2039,6 +2045,109 @@
     </w:p>
     <w:p>
       <w:pPr>
+        <w:pStyle w:val="Heading2"/>
+        <w:jc w:val="center"/>
+      </w:pPr>
+      <w:r>
+        <w:t>4. Hai nhịp — gõ nháp rồi mới bắn cò (QĐ D2, 23/08/2026)</w:t>
+      </w:r>
+    </w:p>
+    <w:p>
+      <w:pPr>
+        <w:jc w:val="center"/>
+      </w:pPr>
+      <w:r>
+        <w:t>Nhịp 1 — gõ nháp: PĐD gõ R1/R2/R3 và chọn mã để đổ số rớt sang, sửa tới sửa lui. Chưa ai bị làm phiền, khoa chưa biết gì.</w:t>
+      </w:r>
+    </w:p>
+    <w:p>
+      <w:pPr>
+        <w:jc w:val="center"/>
+      </w:pPr>
+      <w:r>
+        <w:t>Nhịp 2 — bấm “Xác nhận rớt”: phần đã chọn được đổ sang mã tương đương; phần còn lại cuốn chiếu hết về đợt bổ sung; khoa nhận thông báo đỏ.</w:t>
+      </w:r>
+    </w:p>
+    <w:p>
+      <w:pPr>
+        <w:jc w:val="center"/>
+      </w:pPr>
+      <w:r>
+        <w:t>Vì sao tách hai nhịp: nếu đẩy ngay lúc gõ, PĐD đổi ý đổ sang mã khác thì hệ phải rút mã ra khỏi đợt bổ sung — khoa nhìn thấy mã hiện lên rồi biến mất.</w:t>
+      </w:r>
+    </w:p>
+    <w:p>
+      <w:pPr>
+        <w:jc w:val="center"/>
+      </w:pPr>
+      <w:r>
+        <w:t>PĐD tự canh thời điểm bấm (QĐ D8): nhóm còn mã đang chờ giai đoạn sau thì chưa bấm; nhóm rớt sạch thì bấm ngay cho khoa biết sớm. Web không ép.</w:t>
+      </w:r>
+    </w:p>
+    <w:p>
+      <w:pPr>
+        <w:pStyle w:val="Heading2"/>
+        <w:jc w:val="center"/>
+      </w:pPr>
+      <w:r>
+        <w:t>5. Đổ số rớt sang mã tương đương (QĐ D3, D7, D9 — 23/08/2026)</w:t>
+      </w:r>
+    </w:p>
+    <w:p>
+      <w:pPr>
+        <w:jc w:val="center"/>
+      </w:pPr>
+      <w:r>
+        <w:t>Mã rớt mà trong cùng mã quản lý còn mã khác trúng thì PĐD đổ số rớt sang mã đó, ngay trên dòng của bảng tổng hợp.</w:t>
+      </w:r>
+    </w:p>
+    <w:p>
+      <w:pPr>
+        <w:pStyle w:val="ListBullet"/>
+        <w:jc w:val="center"/>
+      </w:pPr>
+      <w:r>
+        <w:t>Chỉ đổ được sang mã hàng cùng mã quản lý — nhờ vậy tổng mã quản lý không đổi.</w:t>
+      </w:r>
+    </w:p>
+    <w:p>
+      <w:pPr>
+        <w:pStyle w:val="ListBullet"/>
+        <w:jc w:val="center"/>
+      </w:pPr>
+      <w:r>
+        <w:t>Giữ nguyên số theo khoa: khoa A rớt bao nhiêu thì nhận đúng bấy nhiêu ở mã mới. PĐD chỉ chọn mã nhận, không chia lại.</w:t>
+      </w:r>
+    </w:p>
+    <w:p>
+      <w:pPr>
+        <w:pStyle w:val="ListBullet"/>
+        <w:jc w:val="center"/>
+      </w:pPr>
+      <w:r>
+        <w:t>Lệch ĐVT thì CHẶN. Đo thật 23/08/2026: 68/446 nhóm có nhiều mã hàng bị lệch ĐVT ngay trong nhóm, chủ yếu Bộ với Cái. Hệ từ chối đổ và bắt PĐD nhập tay ở đợt bổ sung. Không dựng bảng hệ số quy đổi.</w:t>
+      </w:r>
+    </w:p>
+    <w:p>
+      <w:pPr>
+        <w:pStyle w:val="ListBullet"/>
+        <w:jc w:val="center"/>
+      </w:pPr>
+      <w:r>
+        <w:t>Khoa chưa từng đề xuất mã nhận thì vẫn đổ, nhưng thông báo phải nói rõ đây là mã khoa chưa từng dùng.</w:t>
+      </w:r>
+    </w:p>
+    <w:p>
+      <w:pPr>
+        <w:pStyle w:val="ListBullet"/>
+        <w:jc w:val="center"/>
+      </w:pPr>
+      <w:r>
+        <w:t>Khoa không từ chối được: bước này diễn ra sau chốt Q nên là quyền của PĐD.</w:t>
+      </w:r>
+    </w:p>
+    <w:p>
+      <w:pPr>
         <w:pStyle w:val="Heading1"/>
       </w:pPr>
       <w:r>
@@ -2305,6 +2414,50 @@
       </w:r>
     </w:p>
     <w:p>
+      <w:pPr/>
+      <w:r>
+        <w:t>CẬP NHẬT 23/08/2026 (QĐ D2, D4, D10). Cò là nút “Xác nhận rớt”, không phải lúc gõ số. Khi PĐD bấm, với từng khoa đã đề xuất mã đó:</w:t>
+      </w:r>
+    </w:p>
+    <w:p>
+      <w:pPr>
+        <w:pStyle w:val="ListBullet"/>
+      </w:pPr>
+      <w:r>
+        <w:t>Phần rớt đã đổ sang mã tương đương thì bỏ qua — đã có hàng thay.</w:t>
+      </w:r>
+    </w:p>
+    <w:p>
+      <w:pPr>
+        <w:pStyle w:val="ListBullet"/>
+      </w:pPr>
+      <w:r>
+        <w:t>Phần còn lại, bất kể nhiều hay ít, cuốn chiếu hết. Không phải chỉ mã rớt 100%.</w:t>
+      </w:r>
+    </w:p>
+    <w:p>
+      <w:pPr>
+        <w:pStyle w:val="ListBullet"/>
+      </w:pPr>
+      <w:r>
+        <w:t>Đợt bổ sung T1/T5/T9 LUÔN MỞ SẴN: hệ tự tạo và tự mở, không đợi PĐD. Đợt đích đã chốt Q rồi thì nhảy sang mốc kế tiếp.</w:t>
+      </w:r>
+    </w:p>
+    <w:p>
+      <w:pPr>
+        <w:pStyle w:val="ListBullet"/>
+      </w:pPr>
+      <w:r>
+        <w:t>Điền sẵn số lượng đúng bằng số khoa đó đã rớt. Khoa nhận thông báo đỏ và sửa được ngay.</w:t>
+      </w:r>
+    </w:p>
+    <w:p>
+      <w:pPr/>
+      <w:r>
+        <w:t>Vì sao không lấy mốc “rớt 100%”: mã X có Q 100.000, rớt 30.000, mà mã quản lý đó không còn mã nào trúng để đổ sang. Rớt 30% khác 100% nên nếu lấy mốc rớt sạch thì 30.000 biến mất — khoa thiếu hàng, không ai biết cho tới lúc kho báo hết.</w:t>
+      </w:r>
+    </w:p>
+    <w:p>
       <w:r>
         <w:rPr>
           <w:b w:val="0"/>
@@ -3351,6 +3504,62 @@
       </w:pPr>
       <w:r>
         <w:t>XII. Chức năng ngoài pipeline</w:t>
+      </w:r>
+    </w:p>
+    <w:p>
+      <w:pPr>
+        <w:pStyle w:val="Heading1"/>
+      </w:pPr>
+      <w:r>
+        <w:t>XII bis. Hộp thư thông báo hai chiều (QĐ D5, 23/08/2026)</w:t>
+      </w:r>
+    </w:p>
+    <w:p>
+      <w:pPr/>
+      <w:r>
+        <w:t>Vấn đề nó giải: luật V2 cho ai sửa sau đè, kể cả khoa đè lên PĐD. Trước đây phía bị đè không có chỗ nào nhìn thấy điều đó.</w:t>
+      </w:r>
+    </w:p>
+    <w:p>
+      <w:pPr/>
+      <w:r>
+        <w:t>Hai hộp thư riêng, đọc bằng nút chuông trên thanh trên cùng. Hộp của PĐD nhận: khoa vừa sửa số hoặc nội dung, tóm tắt mỗi lần đổ mã, tóm tắt mỗi lần cuốn chiếu. Hộp của khoa nhận: mã rớt đã vào đợt bổ sung (đỏ), số đã chuyển sang mã nào (đỏ), PĐD vừa chỉnh gì trên danh mục.</w:t>
+      </w:r>
+    </w:p>
+    <w:p>
+      <w:pPr/>
+      <w:r>
+        <w:t>Ba luật giữ hộp thư không phình:</w:t>
+      </w:r>
+    </w:p>
+    <w:p>
+      <w:pPr>
+        <w:pStyle w:val="ListBullet"/>
+      </w:pPr>
+      <w:r>
+        <w:t>Chỉ việc lớn có dòng riêng: rớt, đổ mã, cuốn chiếu.</w:t>
+      </w:r>
+    </w:p>
+    <w:p>
+      <w:pPr>
+        <w:pStyle w:val="ListBullet"/>
+      </w:pPr>
+      <w:r>
+        <w:t>Sửa vặt gộp theo ngày, mỗi khoa mỗi ngày một dòng, đếm bằng số lần. Không gộp thì 62 khoa nhân hàng trăm mã nhân 30 cột sẽ đẻ ra hàng trăm dòng mỗi ngày.</w:t>
+      </w:r>
+    </w:p>
+    <w:p>
+      <w:pPr>
+        <w:pStyle w:val="ListBullet"/>
+      </w:pPr>
+      <w:r>
+        <w:t>Xác nhận đã xem là xoá hẳn. Hộp thư không phải sổ lưu trữ; dấu vết đầy đủ nằm ở audit của từng ô.</w:t>
+      </w:r>
+    </w:p>
+    <w:p>
+      <w:pPr/>
+      <w:r>
+        <w:t>Ngoài chuông, mục Gói bổ sung của khoa còn có badge đỏ đếm số mã rớt vừa cuốn chiếu về. Web không gửi gì ra ngoài — không email, không tin nhắn.</w:t>
       </w:r>
     </w:p>
     <w:p>

--- a/Hướng dẫn build project/Full workflow vtyt web.docx
+++ b/Hướng dẫn build project/Full workflow vtyt web.docx
@@ -2095,6 +2095,93 @@
     </w:p>
     <w:p>
       <w:pPr>
+        <w:pStyle w:val="Heading2"/>
+        <w:jc w:val="center"/>
+      </w:pPr>
+      <w:r>
+        <w:t>6. Thứ tự bắt buộc và hai cổng chặn (QĐ D15, 24/08/2026)</w:t>
+      </w:r>
+    </w:p>
+    <w:p>
+      <w:pPr>
+        <w:jc w:val="center"/>
+      </w:pPr>
+      <w:r>
+        <w:t>Thứ tự: gõ số rớt → CHIA số trúng về khoa → đổ sang mã tương đương → mã nhận về trống, chia lại trên tổng mới → Xác nhận rớt. Hệ chặn ở server nếu làm sai thứ tự.</w:t>
+      </w:r>
+    </w:p>
+    <w:p>
+      <w:pPr>
+        <w:pStyle w:val="ListBullet"/>
+        <w:jc w:val="center"/>
+      </w:pPr>
+      <w:r>
+        <w:t>Đổ mã đòi mã rớt đã chia xong. Phần rớt của khoa tính bằng Q của khoa trừ số trúng; từ QĐ D14 ghi rớt xong ô số trúng về trống, nên nếu đổ lúc chưa chia thì hệ tưởng khoa rớt toàn bộ Q. Đo thật: mã Q 200 rớt 80, chưa chia thì đổ đi 200.</w:t>
+      </w:r>
+    </w:p>
+    <w:p>
+      <w:pPr>
+        <w:pStyle w:val="ListBullet"/>
+        <w:jc w:val="center"/>
+      </w:pPr>
+      <w:r>
+        <w:t>Đổ mã đòi mã nhận phải có trong đợt. Mã ngoài snapshot Q thì phần nhận không có chỗ đứng: bảng không hiện, cổng khoá cứng 2 cũng không thấy để chặn.</w:t>
+      </w:r>
+    </w:p>
+    <w:p>
+      <w:pPr>
+        <w:pStyle w:val="Heading2"/>
+        <w:jc w:val="center"/>
+      </w:pPr>
+      <w:r>
+        <w:t>7. Số phải chia bằng số trúng cộng phần nhận (QĐ D15, 24/08/2026)</w:t>
+      </w:r>
+    </w:p>
+    <w:p>
+      <w:pPr>
+        <w:jc w:val="center"/>
+      </w:pPr>
+      <w:r>
+        <w:t>Mã nhận 460 từ mã rớt thì số phải chia về khoa là trúng cộng 460, không phải trúng thuần. Sau khi đổ, ô số trúng của mã nhận về trống để Phòng Điều dưỡng chia lại trên tổng mới.</w:t>
+      </w:r>
+    </w:p>
+    <w:p>
+      <w:pPr>
+        <w:pStyle w:val="ListBullet"/>
+        <w:jc w:val="center"/>
+      </w:pPr>
+      <w:r>
+        <w:t>Khoá cứng 2: tổng chia về khoa bằng số trúng cộng phần nhận.</w:t>
+      </w:r>
+    </w:p>
+    <w:p>
+      <w:pPr>
+        <w:pStyle w:val="ListBullet"/>
+        <w:jc w:val="center"/>
+      </w:pPr>
+      <w:r>
+        <w:t>Chia theo tỉ lệ Q chia trên tổng đó; trọng số của khoa là Q của khoa cộng phần khoa đó nhận. Khoa chưa từng đề xuất mã nhận có Q bằng 0 — nếu chỉ lấy Q làm trọng số thì phần nhận của họ bốc hơi.</w:t>
+      </w:r>
+    </w:p>
+    <w:p>
+      <w:pPr>
+        <w:pStyle w:val="ListBullet"/>
+        <w:jc w:val="center"/>
+      </w:pPr>
+      <w:r>
+        <w:t>Bản chốt trình ký đọc thẳng phân bổ, KHÔNG cộng thêm lần nữa — phần nhận đã nằm trong đó.</w:t>
+      </w:r>
+    </w:p>
+    <w:p>
+      <w:pPr>
+        <w:jc w:val="center"/>
+      </w:pPr>
+      <w:r>
+        <w:t>Phòng Điều dưỡng chia tay ngay trên bảng Tổng hợp: sổ dòng mã ra là có bảng nhập số trúng cho từng khoa, cột Nhận từ mã rớt hiện riêng, nút Xác nhận chia chỉ sáng khi tổng khớp đúng.</w:t>
+      </w:r>
+    </w:p>
+    <w:p>
+      <w:pPr>
         <w:jc w:val="center"/>
       </w:pPr>
       <w:r>
@@ -3512,6 +3599,58 @@
       </w:pPr>
       <w:r>
         <w:t>XII bis. Hộp thư thông báo hai chiều (QĐ D5, 23/08/2026)</w:t>
+      </w:r>
+    </w:p>
+    <w:p>
+      <w:pPr>
+        <w:pStyle w:val="Heading1"/>
+      </w:pPr>
+      <w:r>
+        <w:t>XII ter. Mọi thứ PĐD sửa đều về tới danh mục của khoa (24/08/2026)</w:t>
+      </w:r>
+    </w:p>
+    <w:p>
+      <w:pPr/>
+      <w:r>
+        <w:t>Nguyên tắc chủ dự án nêu ngày 24/08: bất cứ thông tin nào chỉnh sửa trên danh mục tổng hợp thì vẫn phải mặc định lưu về danh mục đề xuất của khoa.</w:t>
+      </w:r>
+    </w:p>
+    <w:p>
+      <w:pPr>
+        <w:pStyle w:val="ListBullet"/>
+      </w:pPr>
+      <w:r>
+        <w:t>Cột chữ: danh_muc_tong_hop_o là một giá trị chung toàn viện, khoa mở ra thấy ngay.</w:t>
+      </w:r>
+    </w:p>
+    <w:p>
+      <w:pPr>
+        <w:pStyle w:val="ListBullet"/>
+      </w:pPr>
+      <w:r>
+        <w:t>Số lượng đề xuất: ghi thẳng phan_bo_khoa, chính là số của khoa.</w:t>
+      </w:r>
+    </w:p>
+    <w:p>
+      <w:pPr>
+        <w:pStyle w:val="ListBullet"/>
+      </w:pPr>
+      <w:r>
+        <w:t>Số trúng chia về khoa: phan_bo_trung_v3 theo mã hàng nhân khoa; khoa thấy qua nhãn kết quả thầu trên danh mục của mình.</w:t>
+      </w:r>
+    </w:p>
+    <w:p>
+      <w:pPr>
+        <w:pStyle w:val="ListBullet"/>
+      </w:pPr>
+      <w:r>
+        <w:t>Rớt, đổ mã, chuyển tiếp: nhãn Rớt N ở giai đoạn, trúng M trên dòng của khoa, kèm tooltip đủ số mang đi thầu, trúng, thiếu, lý do; cộng thông báo trong hộp thư.</w:t>
+      </w:r>
+    </w:p>
+    <w:p>
+      <w:pPr/>
+      <w:r>
+        <w:t>Khoa chỉ xem phần kết quả thầu, không sửa — đổ số rớt sang mã tương đương là việc của Phòng Điều dưỡng.</w:t>
       </w:r>
     </w:p>
     <w:p>

--- a/Hướng dẫn build project/Full workflow vtyt web.docx
+++ b/Hướng dẫn build project/Full workflow vtyt web.docx
@@ -312,6 +312,12 @@
       </w:r>
     </w:p>
     <w:p>
+      <w:pPr/>
+      <w:r>
+        <w:t>THI CÔNG 24/08/2026 (patch_zzzzzh) — nới đúng phía THIẾU: tổng gõ NHỎ HƠN số phải chia thì LƯU ĐƯỢC (đang làm dở, dòng đỏ "còn thiếu N"); tổng gõ LỚN HƠN thì CHẶN NGAY (làm dở luôn là thiếu, dư nghĩa là gõ nhầm). Cổng xác nhận rớt và cổng chốt trình ký vẫn chặn khi còn lệch. Vì bản nháp thiếu nay nằm lại trong hệ, đầu bảng Tổng hợp có băng đếm "Còn N mã chưa chia đủ số trúng về khoa" — bấm vào lọc bảng còn đúng N dòng đó. Luật "khoa nào vượt phần của khoa đó thì phải nhập lý do" giữ nguyên chặn ngay.</w:t>
+      </w:r>
+    </w:p>
+    <w:p>
       <w:pPr>
         <w:jc w:val="center"/>
       </w:pPr>
@@ -2410,7 +2416,7 @@
     <w:p>
       <w:pPr/>
       <w:r>
-        <w:t>QĐ 21/08/2026 — khóa cứng 2 KHÔNG chặn lúc gõ: dòng chưa khớp bị tô đỏ, và cổng chốt trình ký (mục IX.2) liệt kê mọi dòng còn lệch rồi từ chối chốt.</w:t>
+        <w:t>QĐ 21/08/2026, thi công 24/08/2026 — khóa cứng 2 KHÔNG chặn lúc gõ: gõ thiếu thì lưu được để hôm sau làm tiếp, dòng chưa khớp bị tô đỏ; chỉ gõ DƯ mới bị chặn ngay. Cổng chốt trình ký (mục IX.2) và cổng xác nhận rớt liệt kê mọi dòng còn lệch rồi từ chối.</w:t>
       </w:r>
     </w:p>
     <w:p>
@@ -4182,7 +4188,7 @@
         <w:rPr>
           <w:b/>
         </w:rPr>
-        <w:t>5. Tổng số trúng phân bổ phải bằng số trúng của mã. (khóa cứng 2 — QĐ 21/08/2026: chặn ở cổng chốt trình ký, không chặn lúc gõ)</w:t>
+        <w:t>5. Tổng số trúng phân bổ phải bằng số trúng của mã. (khóa cứng 2 — QĐ 21/08/2026, thi công 24/08/2026: cho lưu bản còn THIẾU, chặn bản DƯ ngay, và chặn ở cổng xác nhận rớt lẫn cổng chốt trình ký)</w:t>
       </w:r>
     </w:p>
     <w:p>

--- a/Hướng dẫn build project/Full workflow vtyt web.docx
+++ b/Hướng dẫn build project/Full workflow vtyt web.docx
@@ -2166,7 +2166,16 @@
         <w:jc w:val="center"/>
       </w:pPr>
       <w:r>
-        <w:t>Chia theo tỉ lệ Q chia trên tổng đó; trọng số của khoa là Q của khoa cộng phần khoa đó nhận. Khoa chưa từng đề xuất mã nhận có Q bằng 0 — nếu chỉ lấy Q làm trọng số thì phần nhận của họ bốc hơi.</w:t>
+        <w:t>Chia theo tỉ lệ Q chia trên tổng đó; trọng số của khoa là (Q của khoa TRỪ phần khoa đó đã đưa đi) CỘNG phần khoa đó nhận. Khoa chưa từng đề xuất mã nhận có Q bằng 0 — nếu chỉ lấy Q làm trọng số thì phần nhận của họ bốc hơi.</w:t>
+      </w:r>
+    </w:p>
+    <w:p>
+      <w:pPr>
+        <w:pStyle w:val="ListBullet"/>
+        <w:jc w:val="center"/>
+      </w:pPr>
+      <w:r>
+        <w:t>QĐ 25/08/2026 — TRỌNG SỐ TRỪ PHẦN ĐÃ ĐƯA ĐI. "Đã đưa đi" gồm phần đã đổ sang mã tương đương và phần đã chuyển tiếp về đợt bổ sung. Vì sao phải trừ: một mã hoàn toàn có thể VỪA ĐỔ ĐI VỪA NHẬN VỀ trong cùng một nhóm mã tương đương. Khi nó nhận về thì ô số trúng về trống và PĐD chia lại; nếu trọng số vẫn tính nguyên Q thì khoa đã đổ đi vẫn được chia như chưa đổ gì. Ví dụ: Khoa Cấp cứu có Q 10 và đã đổ đi 3. Trước đây trọng số 10 nên khoa được chia 8, cộng với 3 đã đổ là 11 — vượt Q 10, bệnh viện mua dư 1. Nay trọng số là 7 nên khoa được chia 7, cộng 3 là đúng 10. Cùng công thức đó áp cho trần "vượt phần của khoa phải nhập lý do" khi PĐD gõ tay, để hai đường không nói hai luật khác nhau. Bảng "Chia số trúng về khoa" có thêm cột "Đã đưa đi" để PĐD thấy vì sao con số của một khoa nhỏ đi. Cổng xác nhận rớt và cổng chốt trình ký vẫn kiểm "giữ cộng đã đưa đi không được vượt Q cộng nhận" — nay là lưới an toàn cho bản ghi cũ, không còn là chỗ chặn thường gặp.</w:t>
       </w:r>
     </w:p>
     <w:p>
@@ -3987,6 +3996,73 @@
           <w:color w:val="999999"/>
         </w:rPr>
         <w:t>———</w:t>
+      </w:r>
+    </w:p>
+    <w:p>
+      <w:pPr>
+        <w:pStyle w:val="Heading1"/>
+        <w:jc w:val="center"/>
+      </w:pPr>
+      <w:r>
+        <w:rPr>
+          <w:color w:val="999999"/>
+        </w:rPr>
+        <w:t>XII quater. Dữ liệu sau đấu thầu — hợp đồng và giao hàng (QĐ 25/08/2026)</w:t>
+      </w:r>
+    </w:p>
+    <w:p>
+      <w:pPr>
+        <w:jc w:val="center"/>
+      </w:pPr>
+      <w:r>
+        <w:rPr>
+          <w:b w:val="0"/>
+        </w:rPr>
+        <w:t>Web chỉ hỏi HAI thứ mà nó không tự biết được: hợp đồng ký với ai, và mỗi lần hàng về bao nhiêu. Mọi con số khác — số trúng, đã chia về khoa, còn thiếu, tiến độ 20/50/80 — web tự tính, không gõ lại.</w:t>
+      </w:r>
+    </w:p>
+    <w:p>
+      <w:pPr>
+        <w:jc w:val="center"/>
+      </w:pPr>
+      <w:r>
+        <w:rPr>
+          <w:b w:val="0"/>
+        </w:rPr>
+        <w:t>Bốn quyết định về mức chi tiết: (1) KHÔNG có cột giá, đơn giá hay trần hợp đồng, giữ nguyên quyết định 17/08/2026; (2) giao hàng ghi TỪNG LẦN GIAO, không phải ảnh chụp tồn kho định kỳ — cách ảnh chụp nặng gấp mười lần mà chín phần mười số dòng lặp lại y nguyên tháng trước; (3) MỖI NHÀ THẦU MỘT HỢP ĐỒNG, nên danh sách hợp đồng và danh sách mã hàng trong từng hợp đồng là hai bảng riêng; (4) KHÔNG lưu số lô và hạn dùng — cần truy lô thì tra ở phần mềm kho.</w:t>
+      </w:r>
+    </w:p>
+    <w:p>
+      <w:pPr>
+        <w:jc w:val="center"/>
+      </w:pPr>
+      <w:r>
+        <w:rPr>
+          <w:b w:val="0"/>
+        </w:rPr>
+        <w:t>Hàng về KHO TRƯỚC rồi kho mới cấp cho khoa, nên dòng giao hàng ĐỂ TRỐNG cột khoa là chuyện thường gặp. Phần kho cấp cho từng khoa đã có sẵn trong lịch sử xuất kho HIS nên không gõ lại; web ghép hai nguồn.</w:t>
+      </w:r>
+    </w:p>
+    <w:p>
+      <w:pPr>
+        <w:jc w:val="center"/>
+      </w:pPr>
+      <w:r>
+        <w:rPr>
+          <w:b w:val="0"/>
+        </w:rPr>
+        <w:t>Mốc bắt đầu đếm cam kết 20/50/80 là NGÀY HÀNG VỀ ĐẦU TIÊN của mã trong đợt. Chưa có dòng giao nào thì tạm lùi về ngày chốt trình ký, và màn hình nói rõ đang lấy mốc nào. Trước 25/08/2026 luôn lấy ngày chốt trình ký, mà ngày đó sớm hơn ngày hàng về thường vài tháng, nên đồng hồ chạy trước lúc khoa có hàng để dùng và mọi khoa đều trông như đang chậm cam kết.</w:t>
+      </w:r>
+    </w:p>
+    <w:p>
+      <w:pPr>
+        <w:jc w:val="center"/>
+      </w:pPr>
+      <w:r>
+        <w:rPr>
+          <w:b w:val="0"/>
+        </w:rPr>
+        <w:t>Chủ dự án điền dữ liệu vào biểu mẫu MAU_GOM_DU_LIEU_SAU_THAU.xlsx, ba sheet theo thứ tự: HOP_DONG, rồi HOP_DONG_MA_HANG, rồi GIAO_HANG. Điền được tới đâu gửi tới đó, không cần chờ đủ. Có phép kiểm chạy trước khi nạp, bắt mười hai loại sai gồm hợp đồng mồ côi, mã hàng không có trong danh mục, tên khoa gõ lệch, ngày sai định dạng và giao vượt số cam kết.</w:t>
       </w:r>
     </w:p>
     <w:p>

--- a/Hướng dẫn build project/Full workflow vtyt web.docx
+++ b/Hướng dẫn build project/Full workflow vtyt web.docx
@@ -6075,6 +6075,148 @@
         <w:spacing w:after="40"/>
       </w:pPr>
     </w:p>
+    <w:p>
+      <w:pPr/>
+      <w:r>
+        <w:t>———</w:t>
+      </w:r>
+    </w:p>
+    <w:p>
+      <w:pPr>
+        <w:pStyle w:val="Heading1"/>
+      </w:pPr>
+      <w:r>
+        <w:t>XVI. Cập nhật 26/08/2026 — mốc go-live và ba quyết định lớn</w:t>
+      </w:r>
+    </w:p>
+    <w:p>
+      <w:pPr/>
+      <w:r>
+        <w:t>MỐC GO-LIVE ĐỔI: giữa tháng 9/2026 (08–20/09), không phải 01/01/2027. Việc thật đầu tiên là 62 khoa gõ đề xuất cho gói 18 tháng 2027-2028. Hệ quả: chỉ NỬA ĐẦU pipeline nằm trên đường tới mốc này — khoa đề xuất → giỏ → gửi → xác nhận danh mục → PĐD tổng hợp → chốt Q → chốt trình ký. Nửa sau (ba giai đoạn thầu, rớt, đổ mã, giỏ rớt, hợp đồng, giao hàng, cam kết 20/50/80, mua thêm 30%) phải mở thầu xong mới chạm tới, sớm nhất cuối 2026.</w:t>
+      </w:r>
+    </w:p>
+    <w:p>
+      <w:pPr>
+        <w:pStyle w:val="Heading2"/>
+      </w:pPr>
+      <w:r>
+        <w:t>QĐ 26/08 — 1. MÃ RỚT ĐI VÀO GIỎ CỦA KHOA, KHÔNG TỰ THÀNH ĐỀ XUẤT (đảo QĐ 21/08).</w:t>
+      </w:r>
+    </w:p>
+    <w:p>
+      <w:pPr/>
+      <w:r>
+        <w:t>Trước: bấm “Xác nhận rớt” là hệ tự tạo đề xuất cho khoa ở đợt bổ sung, số lượng điền sẵn bằng đúng phần rớt — tức máy ký thay khoa.</w:t>
+      </w:r>
+    </w:p>
+    <w:p>
+      <w:pPr/>
+      <w:r>
+        <w:t>Nay: phần rớt được đẩy vào GIỎ của khoa tại đợt bổ sung, số lượng chỉ là GỢI Ý. Khoa mở giỏ, sửa cho đúng nhu cầu, rồi TỰ BẤM “Gửi giỏ” thì mới thành đề xuất chính thức và đi tiếp full pipeline y như một gói con của gói 18 tháng. Mã đã có sẵn trong giỏ thì phần rớt được CỘNG THÊM, không ghi đè.</w:t>
+      </w:r>
+    </w:p>
+    <w:p>
+      <w:pPr/>
+      <w:r>
+        <w:t>Lý do: số lượng mua kỳ tới là chữ ký của khoa, không phải phép trừ của máy. Rớt 30.000 kỳ trước không có nghĩa kỳ sau cần đúng 30.000 — có thể đã đổi phác đồ, đã mượn được, đã có mã tương đương.</w:t>
+      </w:r>
+    </w:p>
+    <w:p>
+      <w:pPr/>
+      <w:r>
+        <w:t>Không mất số: sổ chuyen_tiep_rot_v3 vẫn ghi đủ mọi dòng rớt. Bàn điều hành nhắc “Còn N mã rớt nằm trong giỏ, M khoa chưa gửi”, bấm xem được khoa nào. PĐD NHẮC ĐƯỢC NHƯNG KHÔNG GỬI THAY KHOA — RLS chặn thật trên bảng proposals, đã thử bằng phiên đăng nhập của PĐD và bị từ chối, không phải quy ước suông.</w:t>
+      </w:r>
+    </w:p>
+    <w:p>
+      <w:pPr>
+        <w:pStyle w:val="Heading2"/>
+      </w:pPr>
+      <w:r>
+        <w:t>QĐ 26/08 — 2. ĐỔ MÃ TƯƠNG ĐƯƠNG XONG THÌ SỐ ĐỀ XUẤT TRÊN BẢNG ĐỔI THEO.</w:t>
+      </w:r>
+    </w:p>
+    <w:p>
+      <w:pPr/>
+      <w:r>
+        <w:t>Mã A rớt, đổ số sang mã tương đương B thì cả Tổng hợp của PĐD lẫn Danh mục của khoa đều phải hiện: mã A về 0, mã B cộng thêm phần nhận. Công thức: số hiện = số gốc − đã đổ đi + nhận về.</w:t>
+      </w:r>
+    </w:p>
+    <w:p>
+      <w:pPr/>
+      <w:r>
+        <w:t>Đo thật trên đợt #200, đổ mã 66510 sang 74372: mã 66510 khoa GMHS 20.000 → 0 và khoa RHM 20.000 → 0; mã 74372 khoa GMHS 40.000 → 60.000 và khoa RHM 5.000 → 25.000. Tổng hợp PĐD: mã 66510 → 0, mã 74372 → 85.000.</w:t>
+      </w:r>
+    </w:p>
+    <w:p>
+      <w:pPr/>
+      <w:r>
+        <w:t>TÍNH LÚC HIỆN, KHÔNG GHI ĐÈ. Con số khoa đã nộp đi thầu nằm trong snapshot Q và bị khoá cứng không cho sửa — sửa được sau khi biết kết quả thì không còn chứng minh được lúc dự thầu bệnh viện cần bao nhiêu. Cách tính-lúc-hiện cho ra màn hình giống hệt mà thêm được hai thứ: bỏ ngoại lệ đổ thì số TỰ VỀ như cũ (không phải gõ tay lại 50 khoa của gói Dùng chung), và số đã mang đi thầu giữ nguyên.</w:t>
+      </w:r>
+    </w:p>
+    <w:p>
+      <w:pPr/>
+      <w:r>
+        <w:t>Hai màn đọc CHUNG một nguồn — PĐD sửa gì khoa thấy nấy, không còn hai con số khác nhau cho cùng một mã. Mã đã đổ hết KHÔNG bị ẩn khỏi màn khoa nữa: giữ dòng với số 0 kèm nhãn “đã đổ 20.000 sang 74372”; chiều nhận có nhãn “nhận 20.000 từ 66510”. Bản trước ẩn hẳn, khoa mở danh mục thấy đề xuất của mình biến mất mà không biết số đi đâu.</w:t>
+      </w:r>
+    </w:p>
+    <w:p>
+      <w:pPr/>
+      <w:r>
+        <w:t>Lưu ý: số trúng đã chia và “đề xuất + nhận” KHÔNG bắt buộc bằng nhau. Đo thật: PĐD chia trúng cho mã 74372 là GMHS 80.000 / RHM 5.000, trong khi “đề xuất + nhận” ra 60.000 / 25.000 — tổng bằng nhau (85.000) nhưng chia từng khoa thì lệch. Chủ dự án chốt: lệch là bình thường. “Đề xuất + nhận” là nhu cầu, “số trúng” là PĐD quyết chia thực tế.</w:t>
+      </w:r>
+    </w:p>
+    <w:p>
+      <w:pPr>
+        <w:pStyle w:val="Heading2"/>
+      </w:pPr>
+      <w:r>
+        <w:t>QĐ 26/08 — 3. MỘT MÃ QUẢN LÝ CÓ THỂ VÀO BẤT KỲ GÓI CON NÀO.</w:t>
+      </w:r>
+    </w:p>
+    <w:p>
+      <w:pPr/>
+      <w:r>
+        <w:t>Invariant cũ “trong đợt 18 tháng, một mã quản lý chỉ thuộc một gói con” chính thức KHÔNG còn là luật. Chủ dự án chốt: tất cả mã quản lý đều có thể add vào gói con bất kỳ. Không dựng ràng buộc, không báo lỗi mã “vắt ngang gói con”. Ba mã N03.03.050.07, N05.02.030.14, N07.03.020.01 từng bị ghi là vi phạm — nay hợp lệ.</w:t>
+      </w:r>
+    </w:p>
+    <w:p>
+      <w:pPr>
+        <w:pStyle w:val="Heading2"/>
+      </w:pPr>
+      <w:r>
+        <w:t>Quyết định vận hành kèm theo.</w:t>
+      </w:r>
+    </w:p>
+    <w:p>
+      <w:pPr/>
+      <w:r>
+        <w:t>Lịch sử HIS chỉ giữ 3 năm gần nhất (năm 2027 thì giữ 2024–2026), nên dung lượng đứng yên quanh 64 MB thay vì tăng thêm mỗi năm.</w:t>
+      </w:r>
+    </w:p>
+    <w:p>
+      <w:pPr/>
+      <w:r>
+        <w:t>Nhập dữ liệu sau thầu (kết quả trúng/rớt, số hợp đồng, ngày giao hàng) vẫn là việc của Phòng Điều dưỡng — không thêm vai trò mới.</w:t>
+      </w:r>
+    </w:p>
+    <w:p>
+      <w:pPr/>
+      <w:r>
+        <w:t>Pilot chạy trên đợt bổ sung tháng 9/2026 với 3–5 khoa: việc thật, số thật, trước khi mở cho toàn bộ 62 khoa.</w:t>
+      </w:r>
+    </w:p>
+    <w:p>
+      <w:pPr/>
+      <w:r>
+        <w:t>62 tài khoản khoa: khoa tự đăng ký, Phòng Điều dưỡng gán khoa cho từng người ở màn Quản lý người dùng.</w:t>
+      </w:r>
+    </w:p>
+    <w:p>
+      <w:pPr/>
+      <w:r>
+        <w:t>Chỉ đạo nền cho giai đoạn còn lại: không phát sinh thêm chức năng mới, làm đơn giản và tối ưu số cú bấm — mỗi cú bấm tiết kiệm được nhân với 62 khoa và hàng trăm mã hàng.</w:t>
+      </w:r>
+    </w:p>
     <w:sectPr>
       <w:pgSz w:w="12240" w:h="15840"/>
       <w:pgMar w:top="1134" w:right="1247" w:bottom="1134" w:left="1247" w:header="720" w:footer="720" w:gutter="0"/>
